--- a/docs/FID_Stage1_Pilot_Proposal.docx
+++ b/docs/FID_Stage1_Pilot_Proposal.docx
@@ -6404,7 +6404,7 @@
                 <w:sz w:val="19"/>
                 <w:szCs w:val="19"/>
               </w:rPr>
-              <w:t xml:space="preserve">Raymond R. Wayesu (MSc Statistics, Linköping; Data Analytics Lead, UVRI; author of FedFraudShield paper)</w:t>
+              <w:t xml:space="preserve">Raymond R. Wayesu (MSc Statistics, Linköping; Founder and Developer, Wayesu Community Research Organisation Ltd; author of FedFraudShield paper)</w:t>
             </w:r>
           </w:p>
         </w:tc>
